--- a/atividade5/Ativ_Avaliativa 3.docx
+++ b/atividade5/Ativ_Avaliativa 3.docx
@@ -1,6 +1,6 @@
 
 <file path=word/document.xml><?xml version="1.0" encoding="utf-8"?>
-<w:document xmlns:wpc="http://schemas.microsoft.com/office/word/2010/wordprocessingCanvas" xmlns:cx="http://schemas.microsoft.com/office/drawing/2014/chartex" xmlns:cx1="http://schemas.microsoft.com/office/drawing/2015/9/8/chartex" xmlns:cx2="http://schemas.microsoft.com/office/drawing/2015/10/21/chartex" xmlns:cx3="http://schemas.microsoft.com/office/drawing/2016/5/9/chartex" xmlns:cx4="http://schemas.microsoft.com/office/drawing/2016/5/10/chartex" xmlns:cx5="http://schemas.microsoft.com/office/drawing/2016/5/11/chartex" xmlns:cx6="http://schemas.microsoft.com/office/drawing/2016/5/12/chartex" xmlns:cx7="http://schemas.microsoft.com/office/drawing/2016/5/13/chartex" xmlns:cx8="http://schemas.microsoft.com/office/drawing/2016/5/14/chartex" xmlns:mc="http://schemas.openxmlformats.org/markup-compatibility/2006" xmlns:aink="http://schemas.microsoft.com/office/drawing/2016/ink" xmlns:am3d="http://schemas.microsoft.com/office/drawing/2017/model3d" xmlns:o="urn:schemas-microsoft-com:office:office" xmlns:oel="http://schemas.microsoft.com/office/2019/extlst" xmlns:r="http://schemas.openxmlformats.org/officeDocument/2006/relationships" xmlns:m="http://schemas.openxmlformats.org/officeDocument/2006/math" xmlns:v="urn:schemas-microsoft-com:vml" xmlns:wp14="http://schemas.microsoft.com/office/word/2010/wordprocessingDrawing" xmlns:wp="http://schemas.openxmlformats.org/drawingml/2006/wordprocessingDrawing" xmlns:w10="urn:schemas-microsoft-com:office:word" xmlns:w="http://schemas.openxmlformats.org/wordprocessingml/2006/main" xmlns:w14="http://schemas.microsoft.com/office/word/2010/wordml" xmlns:w15="http://schemas.microsoft.com/office/word/2012/wordml" xmlns:w16cex="http://schemas.microsoft.com/office/word/2018/wordml/cex" xmlns:w16cid="http://schemas.microsoft.com/office/word/2016/wordml/cid" xmlns:w16="http://schemas.microsoft.com/office/word/2018/wordml" xmlns:w16du="http://schemas.microsoft.com/office/word/2023/wordml/word16du" xmlns:w16sdtdh="http://schemas.microsoft.com/office/word/2020/wordml/sdtdatahash" xmlns:w16sdtfl="http://schemas.microsoft.com/office/word/2024/wordml/sdtformatlock" xmlns:w16se="http://schemas.microsoft.com/office/word/2015/wordml/symex" xmlns:wpg="http://schemas.microsoft.com/office/word/2010/wordprocessingGroup" xmlns:wpi="http://schemas.microsoft.com/office/word/2010/wordprocessingInk" xmlns:wne="http://schemas.microsoft.com/office/word/2006/wordml" xmlns:wps="http://schemas.microsoft.com/office/word/2010/wordprocessingShape" mc:Ignorable="w14 w15 w16se w16cid w16 w16cex w16sdtdh w16sdtfl w16du wp14">
+<w:document xmlns:wpc="http://schemas.microsoft.com/office/word/2010/wordprocessingCanvas" xmlns:cx="http://schemas.microsoft.com/office/drawing/2014/chartex" xmlns:cx1="http://schemas.microsoft.com/office/drawing/2015/9/8/chartex" xmlns:cx2="http://schemas.microsoft.com/office/drawing/2015/10/21/chartex" xmlns:cx3="http://schemas.microsoft.com/office/drawing/2016/5/9/chartex" xmlns:cx4="http://schemas.microsoft.com/office/drawing/2016/5/10/chartex" xmlns:cx5="http://schemas.microsoft.com/office/drawing/2016/5/11/chartex" xmlns:cx6="http://schemas.microsoft.com/office/drawing/2016/5/12/chartex" xmlns:cx7="http://schemas.microsoft.com/office/drawing/2016/5/13/chartex" xmlns:cx8="http://schemas.microsoft.com/office/drawing/2016/5/14/chartex" xmlns:mc="http://schemas.openxmlformats.org/markup-compatibility/2006" xmlns:aink="http://schemas.microsoft.com/office/drawing/2016/ink" xmlns:am3d="http://schemas.microsoft.com/office/drawing/2017/model3d" xmlns:o="urn:schemas-microsoft-com:office:office" xmlns:r="http://schemas.openxmlformats.org/officeDocument/2006/relationships" xmlns:m="http://schemas.openxmlformats.org/officeDocument/2006/math" xmlns:v="urn:schemas-microsoft-com:vml" xmlns:wp14="http://schemas.microsoft.com/office/word/2010/wordprocessingDrawing" xmlns:wp="http://schemas.openxmlformats.org/drawingml/2006/wordprocessingDrawing" xmlns:w10="urn:schemas-microsoft-com:office:word" xmlns:w="http://schemas.openxmlformats.org/wordprocessingml/2006/main" xmlns:w14="http://schemas.microsoft.com/office/word/2010/wordml" xmlns:w15="http://schemas.microsoft.com/office/word/2012/wordml" xmlns:w16cex="http://schemas.microsoft.com/office/word/2018/wordml/cex" xmlns:w16cid="http://schemas.microsoft.com/office/word/2016/wordml/cid" xmlns:w16="http://schemas.microsoft.com/office/word/2018/wordml" xmlns:w16sdtdh="http://schemas.microsoft.com/office/word/2020/wordml/sdtdatahash" xmlns:w16se="http://schemas.microsoft.com/office/word/2015/wordml/symex" xmlns:wpg="http://schemas.microsoft.com/office/word/2010/wordprocessingGroup" xmlns:wpi="http://schemas.microsoft.com/office/word/2010/wordprocessingInk" xmlns:wne="http://schemas.microsoft.com/office/word/2006/wordml" xmlns:wps="http://schemas.microsoft.com/office/word/2010/wordprocessingShape" mc:Ignorable="w14 w15 w16se w16cid w16 w16cex w16sdtdh wp14">
   <w:body>
     <w:p>
       <w:pPr>
@@ -60,15 +60,11 @@
                 <w:placeholder>
                   <w:docPart w:val="BD7FB43EF7404059B63DA494EDEFA949"/>
                 </w:placeholder>
-                <w:showingPlcHdr/>
               </w:sdtPr>
               <w:sdtEndPr/>
               <w:sdtContent>
                 <w:r>
-                  <w:rPr>
-                    <w:rStyle w:val="TextodoEspaoReservado"/>
-                  </w:rPr>
-                  <w:t>Clique ou toque aqui para inserir o texto.</w:t>
+                  <w:t>Kauã Oliveira de Lima</w:t>
                 </w:r>
               </w:sdtContent>
             </w:sdt>
@@ -95,15 +91,11 @@
                 <w:placeholder>
                   <w:docPart w:val="1A81FE884D644487AE68CE54800566E3"/>
                 </w:placeholder>
-                <w:showingPlcHdr/>
               </w:sdtPr>
               <w:sdtEndPr/>
               <w:sdtContent>
                 <w:r>
-                  <w:rPr>
-                    <w:rStyle w:val="TextodoEspaoReservado"/>
-                  </w:rPr>
-                  <w:t>Clique ou toque aqui para inserir o texto.</w:t>
+                  <w:t>25114290103</w:t>
                 </w:r>
               </w:sdtContent>
             </w:sdt>
@@ -130,16 +122,20 @@
                 <w:placeholder>
                   <w:docPart w:val="115993C189C5458A90D07ECE1B8B6B8F"/>
                 </w:placeholder>
-                <w:showingPlcHdr/>
               </w:sdtPr>
               <w:sdtEndPr/>
               <w:sdtContent>
-                <w:r>
-                  <w:rPr>
-                    <w:rStyle w:val="TextodoEspaoReservado"/>
-                  </w:rPr>
-                  <w:t>Clique ou toque aqui para inserir o texto.</w:t>
-                </w:r>
+                <w:hyperlink r:id="rId7" w:tgtFrame="_self" w:history="1">
+                  <w:r>
+                    <w:rPr>
+                      <w:rStyle w:val="vu2fzd"/>
+                      <w:rFonts w:ascii="Roboto" w:hAnsi="Roboto"/>
+                      <w:color w:val="444746"/>
+                      <w:shd w:val="clear" w:color="auto" w:fill="F8FAFD"/>
+                    </w:rPr>
+                    <w:t>OADSNM2B</w:t>
+                  </w:r>
+                </w:hyperlink>
               </w:sdtContent>
             </w:sdt>
           </w:p>
@@ -263,7 +259,7 @@
               </wp:anchor>
             </w:drawing>
           </mc:Choice>
-          <mc:Fallback>
+          <mc:Fallback xmlns:w16sdtfl="http://schemas.microsoft.com/office/word/2024/wordml/sdtformatlock" xmlns:w16du="http://schemas.microsoft.com/office/word/2023/wordml/word16du" xmlns:oel="http://schemas.microsoft.com/office/2019/extlst">
             <w:pict>
               <v:rect w14:anchorId="23BD881E" id="Retângulo 2" o:spid="_x0000_s1026" style="position:absolute;margin-left:-5.7pt;margin-top:3.05pt;width:698.55pt;height:147.45pt;z-index:251660288;visibility:visible;mso-wrap-style:square;mso-width-percent:0;mso-height-percent:0;mso-wrap-distance-left:9pt;mso-wrap-distance-top:0;mso-wrap-distance-right:9pt;mso-wrap-distance-bottom:0;mso-position-horizontal:absolute;mso-position-horizontal-relative:text;mso-position-vertical:absolute;mso-position-vertical-relative:text;mso-width-percent:0;mso-height-percent:0;mso-width-relative:margin;mso-height-relative:margin;v-text-anchor:middle" o:gfxdata="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" filled="f" strokecolor="#030e13 [484]" strokeweight="1.5pt"/>
             </w:pict>
@@ -872,7 +868,6 @@
               <w:tag w:val="1"/>
               <w:id w:val="-874776063"/>
               <w:lock w:val="sdtLocked"/>
-              <w:showingPlcHdr/>
               <w:picture/>
             </w:sdtPr>
             <w:sdtEndPr/>
@@ -887,9 +882,9 @@
                     <w:noProof/>
                   </w:rPr>
                   <w:drawing>
-                    <wp:inline distT="0" distB="0" distL="0" distR="0" wp14:anchorId="0E77487D" wp14:editId="03945A47">
-                      <wp:extent cx="1524000" cy="1524000"/>
-                      <wp:effectExtent l="0" t="0" r="0" b="0"/>
+                    <wp:inline distT="0" distB="0" distL="0" distR="0" wp14:anchorId="0E77487D" wp14:editId="6F8D587E">
+                      <wp:extent cx="8757915" cy="4714240"/>
+                      <wp:effectExtent l="0" t="0" r="5715" b="0"/>
                       <wp:docPr id="1742747442" name="Imagem 1"/>
                       <wp:cNvGraphicFramePr>
                         <a:graphicFrameLocks xmlns:a="http://schemas.openxmlformats.org/drawingml/2006/main" noChangeAspect="1"/>
@@ -898,20 +893,13 @@
                         <a:graphicData uri="http://schemas.openxmlformats.org/drawingml/2006/picture">
                           <pic:pic xmlns:pic="http://schemas.openxmlformats.org/drawingml/2006/picture">
                             <pic:nvPicPr>
-                              <pic:cNvPr id="0" name="Picture 1"/>
+                              <pic:cNvPr id="1742747442" name="Imagem 1"/>
                               <pic:cNvPicPr>
                                 <a:picLocks noChangeAspect="1" noChangeArrowheads="1"/>
                               </pic:cNvPicPr>
                             </pic:nvPicPr>
                             <pic:blipFill>
-                              <a:blip r:embed="rId7">
-                                <a:extLst>
-                                  <a:ext uri="{28A0092B-C50C-407E-A947-70E740481C1C}">
-                                    <a14:useLocalDpi xmlns:a14="http://schemas.microsoft.com/office/drawing/2010/main" val="0"/>
-                                  </a:ext>
-                                </a:extLst>
-                              </a:blip>
-                              <a:srcRect/>
+                              <a:blip r:embed="rId8"/>
                               <a:stretch>
                                 <a:fillRect/>
                               </a:stretch>
@@ -919,7 +907,7 @@
                             <pic:spPr bwMode="auto">
                               <a:xfrm>
                                 <a:off x="0" y="0"/>
-                                <a:ext cx="1524000" cy="1524000"/>
+                                <a:ext cx="8828047" cy="4751991"/>
                               </a:xfrm>
                               <a:prstGeom prst="rect">
                                 <a:avLst/>
@@ -947,55 +935,9 @@
         <w:contextualSpacing/>
       </w:pPr>
     </w:p>
-    <w:p>
-      <w:pPr>
-        <w:spacing w:after="120" w:line="240" w:lineRule="auto"/>
-        <w:contextualSpacing/>
-      </w:pPr>
-    </w:p>
-    <w:p>
-      <w:pPr>
-        <w:spacing w:after="120" w:line="240" w:lineRule="auto"/>
-        <w:contextualSpacing/>
-      </w:pPr>
-    </w:p>
-    <w:p>
-      <w:pPr>
-        <w:spacing w:after="120" w:line="240" w:lineRule="auto"/>
-        <w:contextualSpacing/>
-      </w:pPr>
-    </w:p>
-    <w:p>
-      <w:pPr>
-        <w:spacing w:after="120" w:line="240" w:lineRule="auto"/>
-        <w:contextualSpacing/>
-      </w:pPr>
-    </w:p>
-    <w:p>
-      <w:pPr>
-        <w:spacing w:after="120" w:line="240" w:lineRule="auto"/>
-        <w:contextualSpacing/>
-      </w:pPr>
-    </w:p>
-    <w:p>
-      <w:pPr>
-        <w:rPr>
-          <w:b/>
-          <w:bCs/>
-        </w:rPr>
-      </w:pPr>
-      <w:r>
-        <w:rPr>
-          <w:b/>
-          <w:bCs/>
-        </w:rPr>
-        <w:br w:type="page"/>
-      </w:r>
-    </w:p>
-    <w:p>
-      <w:pPr>
-        <w:spacing w:after="120" w:line="240" w:lineRule="auto"/>
-        <w:contextualSpacing/>
+    <w:p/>
+    <w:p>
+      <w:pPr>
         <w:rPr>
           <w:b/>
           <w:bCs/>
@@ -1052,14 +994,9 @@
       </w:r>
       <w:proofErr w:type="spellStart"/>
       <w:r>
-        <w:t>Dim</w:t>
-      </w:r>
-      <w:proofErr w:type="gramStart"/>
-      <w:r>
-        <w:t>_Animal</w:t>
+        <w:t>Dim_Animal</w:t>
       </w:r>
       <w:proofErr w:type="spellEnd"/>
-      <w:proofErr w:type="gramEnd"/>
     </w:p>
     <w:p>
       <w:pPr>
@@ -1089,14 +1026,9 @@
       </w:r>
       <w:proofErr w:type="spellStart"/>
       <w:r>
-        <w:t>ID</w:t>
-      </w:r>
-      <w:proofErr w:type="gramStart"/>
-      <w:r>
-        <w:t>_Animal</w:t>
+        <w:t>ID_Animal</w:t>
       </w:r>
       <w:proofErr w:type="spellEnd"/>
-      <w:proofErr w:type="gramEnd"/>
     </w:p>
     <w:p>
       <w:pPr>
@@ -1196,7 +1128,6 @@
               <w:tag w:val="2"/>
               <w:id w:val="-1193990349"/>
               <w:lock w:val="sdtLocked"/>
-              <w:showingPlcHdr/>
               <w:picture/>
             </w:sdtPr>
             <w:sdtEndPr/>
@@ -1210,8 +1141,8 @@
                     <w:noProof/>
                   </w:rPr>
                   <w:drawing>
-                    <wp:inline distT="0" distB="0" distL="0" distR="0" wp14:anchorId="261563F7" wp14:editId="1A4AF6A4">
-                      <wp:extent cx="1524000" cy="1524000"/>
+                    <wp:inline distT="0" distB="0" distL="0" distR="0" wp14:anchorId="261563F7" wp14:editId="638A137A">
+                      <wp:extent cx="8744347" cy="3762375"/>
                       <wp:effectExtent l="0" t="0" r="0" b="0"/>
                       <wp:docPr id="1171146148" name="Imagem 2"/>
                       <wp:cNvGraphicFramePr>
@@ -1221,20 +1152,13 @@
                         <a:graphicData uri="http://schemas.openxmlformats.org/drawingml/2006/picture">
                           <pic:pic xmlns:pic="http://schemas.openxmlformats.org/drawingml/2006/picture">
                             <pic:nvPicPr>
-                              <pic:cNvPr id="0" name="Picture 2"/>
+                              <pic:cNvPr id="1171146148" name="Imagem 2"/>
                               <pic:cNvPicPr>
                                 <a:picLocks noChangeAspect="1" noChangeArrowheads="1"/>
                               </pic:cNvPicPr>
                             </pic:nvPicPr>
                             <pic:blipFill>
-                              <a:blip r:embed="rId7">
-                                <a:extLst>
-                                  <a:ext uri="{28A0092B-C50C-407E-A947-70E740481C1C}">
-                                    <a14:useLocalDpi xmlns:a14="http://schemas.microsoft.com/office/drawing/2010/main" val="0"/>
-                                  </a:ext>
-                                </a:extLst>
-                              </a:blip>
-                              <a:srcRect/>
+                              <a:blip r:embed="rId9"/>
                               <a:stretch>
                                 <a:fillRect/>
                               </a:stretch>
@@ -1242,7 +1166,7 @@
                             <pic:spPr bwMode="auto">
                               <a:xfrm>
                                 <a:off x="0" y="0"/>
-                                <a:ext cx="1524000" cy="1524000"/>
+                                <a:ext cx="8783770" cy="3779337"/>
                               </a:xfrm>
                               <a:prstGeom prst="rect">
                                 <a:avLst/>
@@ -1449,7 +1373,6 @@
               <w:tag w:val="3"/>
               <w:id w:val="356627738"/>
               <w:lock w:val="sdtLocked"/>
-              <w:showingPlcHdr/>
               <w:picture/>
             </w:sdtPr>
             <w:sdtEndPr/>
@@ -1463,8 +1386,8 @@
                     <w:noProof/>
                   </w:rPr>
                   <w:drawing>
-                    <wp:inline distT="0" distB="0" distL="0" distR="0" wp14:anchorId="445092C2" wp14:editId="00DD7267">
-                      <wp:extent cx="1524000" cy="1524000"/>
+                    <wp:inline distT="0" distB="0" distL="0" distR="0" wp14:anchorId="445092C2" wp14:editId="4D05065A">
+                      <wp:extent cx="8787591" cy="4705350"/>
                       <wp:effectExtent l="0" t="0" r="0" b="0"/>
                       <wp:docPr id="253604891" name="Imagem 3"/>
                       <wp:cNvGraphicFramePr>
@@ -1474,20 +1397,13 @@
                         <a:graphicData uri="http://schemas.openxmlformats.org/drawingml/2006/picture">
                           <pic:pic xmlns:pic="http://schemas.openxmlformats.org/drawingml/2006/picture">
                             <pic:nvPicPr>
-                              <pic:cNvPr id="0" name="Picture 3"/>
+                              <pic:cNvPr id="253604891" name="Imagem 3"/>
                               <pic:cNvPicPr>
                                 <a:picLocks noChangeAspect="1" noChangeArrowheads="1"/>
                               </pic:cNvPicPr>
                             </pic:nvPicPr>
                             <pic:blipFill>
-                              <a:blip r:embed="rId7">
-                                <a:extLst>
-                                  <a:ext uri="{28A0092B-C50C-407E-A947-70E740481C1C}">
-                                    <a14:useLocalDpi xmlns:a14="http://schemas.microsoft.com/office/drawing/2010/main" val="0"/>
-                                  </a:ext>
-                                </a:extLst>
-                              </a:blip>
-                              <a:srcRect/>
+                              <a:blip r:embed="rId10"/>
                               <a:stretch>
                                 <a:fillRect/>
                               </a:stretch>
@@ -1495,7 +1411,7 @@
                             <pic:spPr bwMode="auto">
                               <a:xfrm>
                                 <a:off x="0" y="0"/>
-                                <a:ext cx="1524000" cy="1524000"/>
+                                <a:ext cx="8815645" cy="4720372"/>
                               </a:xfrm>
                               <a:prstGeom prst="rect">
                                 <a:avLst/>
@@ -1517,21 +1433,7 @@
         </w:tc>
       </w:tr>
     </w:tbl>
-    <w:p>
-      <w:pPr>
-        <w:spacing w:after="120" w:line="240" w:lineRule="auto"/>
-      </w:pPr>
-    </w:p>
-    <w:p>
-      <w:pPr>
-        <w:spacing w:after="120" w:line="240" w:lineRule="auto"/>
-      </w:pPr>
-    </w:p>
-    <w:p>
-      <w:r>
-        <w:br w:type="page"/>
-      </w:r>
-    </w:p>
+    <w:p/>
     <w:p>
       <w:pPr>
         <w:pStyle w:val="PargrafodaLista"/>
@@ -1542,7 +1444,6 @@
         <w:spacing w:after="120" w:line="240" w:lineRule="auto"/>
       </w:pPr>
       <w:r>
-        <w:lastRenderedPageBreak/>
         <w:t xml:space="preserve">Criar </w:t>
       </w:r>
       <w:proofErr w:type="spellStart"/>
@@ -1701,7 +1602,6 @@
               <w:tag w:val="4"/>
               <w:id w:val="-1361127827"/>
               <w:lock w:val="sdtLocked"/>
-              <w:showingPlcHdr/>
               <w:picture/>
             </w:sdtPr>
             <w:sdtEndPr/>
@@ -1716,9 +1616,9 @@
                     <w:noProof/>
                   </w:rPr>
                   <w:drawing>
-                    <wp:inline distT="0" distB="0" distL="0" distR="0" wp14:anchorId="301AC642" wp14:editId="4A8CE92C">
-                      <wp:extent cx="1524000" cy="1524000"/>
-                      <wp:effectExtent l="0" t="0" r="0" b="0"/>
+                    <wp:inline distT="0" distB="0" distL="0" distR="0" wp14:anchorId="301AC642" wp14:editId="23092AFB">
+                      <wp:extent cx="8741111" cy="4533900"/>
+                      <wp:effectExtent l="0" t="0" r="3175" b="0"/>
                       <wp:docPr id="4" name="Imagem 3"/>
                       <wp:cNvGraphicFramePr>
                         <a:graphicFrameLocks xmlns:a="http://schemas.openxmlformats.org/drawingml/2006/main" noChangeAspect="1"/>
@@ -1727,20 +1627,13 @@
                         <a:graphicData uri="http://schemas.openxmlformats.org/drawingml/2006/picture">
                           <pic:pic xmlns:pic="http://schemas.openxmlformats.org/drawingml/2006/picture">
                             <pic:nvPicPr>
-                              <pic:cNvPr id="0" name="Picture 4"/>
+                              <pic:cNvPr id="4" name="Imagem 3"/>
                               <pic:cNvPicPr>
                                 <a:picLocks noChangeAspect="1" noChangeArrowheads="1"/>
                               </pic:cNvPicPr>
                             </pic:nvPicPr>
                             <pic:blipFill>
-                              <a:blip r:embed="rId7">
-                                <a:extLst>
-                                  <a:ext uri="{28A0092B-C50C-407E-A947-70E740481C1C}">
-                                    <a14:useLocalDpi xmlns:a14="http://schemas.microsoft.com/office/drawing/2010/main" val="0"/>
-                                  </a:ext>
-                                </a:extLst>
-                              </a:blip>
-                              <a:srcRect/>
+                              <a:blip r:embed="rId11"/>
                               <a:stretch>
                                 <a:fillRect/>
                               </a:stretch>
@@ -1748,7 +1641,7 @@
                             <pic:spPr bwMode="auto">
                               <a:xfrm>
                                 <a:off x="0" y="0"/>
-                                <a:ext cx="1524000" cy="1524000"/>
+                                <a:ext cx="8772275" cy="4550064"/>
                               </a:xfrm>
                               <a:prstGeom prst="rect">
                                 <a:avLst/>
@@ -1770,17 +1663,7 @@
         </w:tc>
       </w:tr>
     </w:tbl>
-    <w:p>
-      <w:pPr>
-        <w:spacing w:after="120" w:line="240" w:lineRule="auto"/>
-        <w:contextualSpacing/>
-      </w:pPr>
-    </w:p>
-    <w:p>
-      <w:r>
-        <w:br w:type="page"/>
-      </w:r>
-    </w:p>
+    <w:p/>
     <w:p>
       <w:pPr>
         <w:pStyle w:val="PargrafodaLista"/>
@@ -1811,78 +1694,107 @@
           <w:numId w:val="8"/>
         </w:numPr>
         <w:spacing w:after="120" w:line="240" w:lineRule="auto"/>
+        <w:rPr>
+          <w:lang w:val="en-US"/>
+        </w:rPr>
       </w:pPr>
       <w:proofErr w:type="spellStart"/>
       <w:r>
+        <w:rPr>
+          <w:lang w:val="en-US"/>
+        </w:rPr>
         <w:t>Dim_Data</w:t>
       </w:r>
       <w:proofErr w:type="spellEnd"/>
       <w:r>
+        <w:rPr>
+          <w:lang w:val="en-US"/>
+        </w:rPr>
         <w:t xml:space="preserve"> = </w:t>
       </w:r>
       <w:proofErr w:type="gramStart"/>
       <w:r>
+        <w:rPr>
+          <w:lang w:val="en-US"/>
+        </w:rPr>
         <w:t xml:space="preserve">ADDCOLUMNS(  </w:t>
       </w:r>
       <w:proofErr w:type="gramEnd"/>
       <w:r>
-        <w:t xml:space="preserve">  </w:t>
-      </w:r>
-      <w:proofErr w:type="gramStart"/>
-      <w:r>
-        <w:t xml:space="preserve">CALENDARAUTO(),   </w:t>
-      </w:r>
-      <w:proofErr w:type="gramEnd"/>
-      <w:r>
-        <w:t xml:space="preserve"> "Ano", YEAR([Date]</w:t>
-      </w:r>
-      <w:proofErr w:type="gramStart"/>
-      <w:r>
-        <w:t xml:space="preserve">),   </w:t>
-      </w:r>
-      <w:proofErr w:type="gramEnd"/>
-      <w:r>
-        <w:t xml:space="preserve"> "</w:t>
+        <w:rPr>
+          <w:lang w:val="en-US"/>
+        </w:rPr>
+        <w:t xml:space="preserve">  CALENDARAUTO(),    "</w:t>
       </w:r>
       <w:proofErr w:type="spellStart"/>
       <w:r>
+        <w:rPr>
+          <w:lang w:val="en-US"/>
+        </w:rPr>
+        <w:t>Ano</w:t>
+      </w:r>
+      <w:proofErr w:type="spellEnd"/>
+      <w:r>
+        <w:rPr>
+          <w:lang w:val="en-US"/>
+        </w:rPr>
+        <w:t>", YEAR([Date]),    "</w:t>
+      </w:r>
+      <w:proofErr w:type="spellStart"/>
+      <w:r>
+        <w:rPr>
+          <w:lang w:val="en-US"/>
+        </w:rPr>
         <w:t>MesNumero</w:t>
       </w:r>
       <w:proofErr w:type="spellEnd"/>
       <w:r>
-        <w:t>", MONTH([Date]</w:t>
-      </w:r>
-      <w:proofErr w:type="gramStart"/>
-      <w:r>
-        <w:t xml:space="preserve">),   </w:t>
-      </w:r>
-      <w:proofErr w:type="gramEnd"/>
-      <w:r>
-        <w:t xml:space="preserve">  "Mes", FORMAT([Date], "MMMM"</w:t>
-      </w:r>
-      <w:proofErr w:type="gramStart"/>
-      <w:r>
-        <w:t xml:space="preserve">),   </w:t>
-      </w:r>
-      <w:proofErr w:type="gramEnd"/>
-      <w:r>
-        <w:t xml:space="preserve"> "</w:t>
+        <w:rPr>
+          <w:lang w:val="en-US"/>
+        </w:rPr>
+        <w:t>", MONTH([Date]),     "</w:t>
       </w:r>
       <w:proofErr w:type="spellStart"/>
       <w:r>
+        <w:rPr>
+          <w:lang w:val="en-US"/>
+        </w:rPr>
+        <w:t>Mes</w:t>
+      </w:r>
+      <w:proofErr w:type="spellEnd"/>
+      <w:r>
+        <w:rPr>
+          <w:lang w:val="en-US"/>
+        </w:rPr>
+        <w:t>", FORMAT([Date], "MMMM"),    "</w:t>
+      </w:r>
+      <w:proofErr w:type="spellStart"/>
+      <w:r>
+        <w:rPr>
+          <w:lang w:val="en-US"/>
+        </w:rPr>
         <w:t>AnoMes</w:t>
       </w:r>
       <w:proofErr w:type="spellEnd"/>
       <w:r>
-        <w:t>", FORMAT([Date], "YYYY-MM"</w:t>
-      </w:r>
-      <w:proofErr w:type="gramStart"/>
-      <w:r>
-        <w:t xml:space="preserve">),   </w:t>
-      </w:r>
-      <w:proofErr w:type="gramEnd"/>
-      <w:r>
-        <w:t xml:space="preserve"> "Trimestre", "T" &amp; FORMAT([Date], "Q")</w:t>
+        <w:rPr>
+          <w:lang w:val="en-US"/>
+        </w:rPr>
+        <w:t>", FORMAT([Date], "YYYY-MM"),    "</w:t>
+      </w:r>
+      <w:proofErr w:type="spellStart"/>
+      <w:r>
+        <w:rPr>
+          <w:lang w:val="en-US"/>
+        </w:rPr>
+        <w:t>Trimestre</w:t>
+      </w:r>
+      <w:proofErr w:type="spellEnd"/>
+      <w:r>
+        <w:rPr>
+          <w:lang w:val="en-US"/>
+        </w:rPr>
+        <w:t>", "T" &amp; FORMAT([Date], "Q")</w:t>
       </w:r>
     </w:p>
     <w:p>
@@ -1933,7 +1845,7 @@
                     <pic:cNvPicPr/>
                   </pic:nvPicPr>
                   <pic:blipFill>
-                    <a:blip r:embed="rId8"/>
+                    <a:blip r:embed="rId12"/>
                     <a:stretch>
                       <a:fillRect/>
                     </a:stretch>
@@ -2026,7 +1938,6 @@
               <w:tag w:val="5"/>
               <w:id w:val="150954162"/>
               <w:lock w:val="sdtLocked"/>
-              <w:showingPlcHdr/>
               <w:picture/>
             </w:sdtPr>
             <w:sdtEndPr/>
@@ -2041,9 +1952,9 @@
                     <w:noProof/>
                   </w:rPr>
                   <w:drawing>
-                    <wp:inline distT="0" distB="0" distL="0" distR="0" wp14:anchorId="1E1F7E54" wp14:editId="7F0C7A02">
-                      <wp:extent cx="1524000" cy="1524000"/>
-                      <wp:effectExtent l="0" t="0" r="0" b="0"/>
+                    <wp:inline distT="0" distB="0" distL="0" distR="0" wp14:anchorId="1E1F7E54" wp14:editId="043BC118">
+                      <wp:extent cx="8775388" cy="4743450"/>
+                      <wp:effectExtent l="0" t="0" r="6985" b="0"/>
                       <wp:docPr id="1084809998" name="Imagem 5"/>
                       <wp:cNvGraphicFramePr>
                         <a:graphicFrameLocks xmlns:a="http://schemas.openxmlformats.org/drawingml/2006/main" noChangeAspect="1"/>
@@ -2052,20 +1963,13 @@
                         <a:graphicData uri="http://schemas.openxmlformats.org/drawingml/2006/picture">
                           <pic:pic xmlns:pic="http://schemas.openxmlformats.org/drawingml/2006/picture">
                             <pic:nvPicPr>
-                              <pic:cNvPr id="0" name="Picture 5"/>
+                              <pic:cNvPr id="1084809998" name="Imagem 5"/>
                               <pic:cNvPicPr>
                                 <a:picLocks noChangeAspect="1" noChangeArrowheads="1"/>
                               </pic:cNvPicPr>
                             </pic:nvPicPr>
                             <pic:blipFill>
-                              <a:blip r:embed="rId7">
-                                <a:extLst>
-                                  <a:ext uri="{28A0092B-C50C-407E-A947-70E740481C1C}">
-                                    <a14:useLocalDpi xmlns:a14="http://schemas.microsoft.com/office/drawing/2010/main" val="0"/>
-                                  </a:ext>
-                                </a:extLst>
-                              </a:blip>
-                              <a:srcRect/>
+                              <a:blip r:embed="rId13"/>
                               <a:stretch>
                                 <a:fillRect/>
                               </a:stretch>
@@ -2073,7 +1977,7 @@
                             <pic:spPr bwMode="auto">
                               <a:xfrm>
                                 <a:off x="0" y="0"/>
-                                <a:ext cx="1524000" cy="1524000"/>
+                                <a:ext cx="8808153" cy="4761161"/>
                               </a:xfrm>
                               <a:prstGeom prst="rect">
                                 <a:avLst/>
@@ -2119,24 +2023,6 @@
           <w:b/>
           <w:bCs/>
         </w:rPr>
-        <w:br w:type="page"/>
-      </w:r>
-    </w:p>
-    <w:p>
-      <w:pPr>
-        <w:spacing w:after="120" w:line="240" w:lineRule="auto"/>
-        <w:contextualSpacing/>
-        <w:rPr>
-          <w:b/>
-          <w:bCs/>
-        </w:rPr>
-      </w:pPr>
-      <w:r>
-        <w:rPr>
-          <w:b/>
-          <w:bCs/>
-        </w:rPr>
-        <w:lastRenderedPageBreak/>
         <w:t xml:space="preserve">PARTE </w:t>
       </w:r>
       <w:r>
@@ -2450,7 +2336,7 @@
                     <pic:cNvPicPr/>
                   </pic:nvPicPr>
                   <pic:blipFill>
-                    <a:blip r:embed="rId9">
+                    <a:blip r:embed="rId14">
                       <a:extLst>
                         <a:ext uri="{28A0092B-C50C-407E-A947-70E740481C1C}">
                           <a14:useLocalDpi xmlns:a14="http://schemas.microsoft.com/office/drawing/2010/main" val="0"/>
@@ -2743,7 +2629,7 @@
               </wp:anchor>
             </w:drawing>
           </mc:Choice>
-          <mc:Fallback>
+          <mc:Fallback xmlns:w16sdtfl="http://schemas.microsoft.com/office/word/2024/wordml/sdtformatlock" xmlns:w16du="http://schemas.microsoft.com/office/word/2023/wordml/word16du" xmlns:oel="http://schemas.microsoft.com/office/2019/extlst">
             <w:pict>
               <v:shapetype w14:anchorId="455FE6FC" id="_x0000_t32" coordsize="21600,21600" o:spt="32" o:oned="t" path="m,l21600,21600e" filled="f">
                 <v:path arrowok="t" fillok="f" o:connecttype="none"/>
@@ -2870,7 +2756,7 @@
                     <pic:cNvPicPr/>
                   </pic:nvPicPr>
                   <pic:blipFill>
-                    <a:blip r:embed="rId10"/>
+                    <a:blip r:embed="rId15"/>
                     <a:stretch>
                       <a:fillRect/>
                     </a:stretch>
@@ -2938,7 +2824,6 @@
               <w:tag w:val="7"/>
               <w:id w:val="-1747023899"/>
               <w:lock w:val="sdtLocked"/>
-              <w:showingPlcHdr/>
               <w:picture/>
             </w:sdtPr>
             <w:sdtEndPr/>
@@ -2952,9 +2837,9 @@
                     <w:noProof/>
                   </w:rPr>
                   <w:drawing>
-                    <wp:inline distT="0" distB="0" distL="0" distR="0" wp14:anchorId="7B6A8344" wp14:editId="55789C2A">
-                      <wp:extent cx="1524000" cy="1524000"/>
-                      <wp:effectExtent l="0" t="0" r="0" b="0"/>
+                    <wp:inline distT="0" distB="0" distL="0" distR="0" wp14:anchorId="7B6A8344" wp14:editId="2E8AB18A">
+                      <wp:extent cx="8358808" cy="4705350"/>
+                      <wp:effectExtent l="0" t="0" r="4445" b="0"/>
                       <wp:docPr id="7" name="Imagem 5"/>
                       <wp:cNvGraphicFramePr>
                         <a:graphicFrameLocks xmlns:a="http://schemas.openxmlformats.org/drawingml/2006/main" noChangeAspect="1"/>
@@ -2963,20 +2848,13 @@
                         <a:graphicData uri="http://schemas.openxmlformats.org/drawingml/2006/picture">
                           <pic:pic xmlns:pic="http://schemas.openxmlformats.org/drawingml/2006/picture">
                             <pic:nvPicPr>
-                              <pic:cNvPr id="0" name="Picture 7"/>
+                              <pic:cNvPr id="7" name="Imagem 5"/>
                               <pic:cNvPicPr>
                                 <a:picLocks noChangeAspect="1" noChangeArrowheads="1"/>
                               </pic:cNvPicPr>
                             </pic:nvPicPr>
                             <pic:blipFill>
-                              <a:blip r:embed="rId7">
-                                <a:extLst>
-                                  <a:ext uri="{28A0092B-C50C-407E-A947-70E740481C1C}">
-                                    <a14:useLocalDpi xmlns:a14="http://schemas.microsoft.com/office/drawing/2010/main" val="0"/>
-                                  </a:ext>
-                                </a:extLst>
-                              </a:blip>
-                              <a:srcRect/>
+                              <a:blip r:embed="rId16"/>
                               <a:stretch>
                                 <a:fillRect/>
                               </a:stretch>
@@ -2984,7 +2862,7 @@
                             <pic:spPr bwMode="auto">
                               <a:xfrm>
                                 <a:off x="0" y="0"/>
-                                <a:ext cx="1524000" cy="1524000"/>
+                                <a:ext cx="8392354" cy="4724234"/>
                               </a:xfrm>
                               <a:prstGeom prst="rect">
                                 <a:avLst/>
@@ -3013,8 +2891,8 @@
       </w:pPr>
     </w:p>
     <w:sectPr>
-      <w:headerReference w:type="default" r:id="rId11"/>
-      <w:footerReference w:type="default" r:id="rId12"/>
+      <w:headerReference w:type="default" r:id="rId17"/>
+      <w:footerReference w:type="default" r:id="rId18"/>
       <w:pgSz w:w="16838" w:h="11906" w:orient="landscape"/>
       <w:pgMar w:top="1134" w:right="1417" w:bottom="851" w:left="1417" w:header="708" w:footer="708" w:gutter="0"/>
       <w:cols w:space="708"/>
@@ -3025,7 +2903,7 @@
 </file>
 
 <file path=word/endnotes.xml><?xml version="1.0" encoding="utf-8"?>
-<w:endnotes xmlns:wpc="http://schemas.microsoft.com/office/word/2010/wordprocessingCanvas" xmlns:cx="http://schemas.microsoft.com/office/drawing/2014/chartex" xmlns:cx1="http://schemas.microsoft.com/office/drawing/2015/9/8/chartex" xmlns:cx2="http://schemas.microsoft.com/office/drawing/2015/10/21/chartex" xmlns:cx3="http://schemas.microsoft.com/office/drawing/2016/5/9/chartex" xmlns:cx4="http://schemas.microsoft.com/office/drawing/2016/5/10/chartex" xmlns:cx5="http://schemas.microsoft.com/office/drawing/2016/5/11/chartex" xmlns:cx6="http://schemas.microsoft.com/office/drawing/2016/5/12/chartex" xmlns:cx7="http://schemas.microsoft.com/office/drawing/2016/5/13/chartex" xmlns:cx8="http://schemas.microsoft.com/office/drawing/2016/5/14/chartex" xmlns:mc="http://schemas.openxmlformats.org/markup-compatibility/2006" xmlns:aink="http://schemas.microsoft.com/office/drawing/2016/ink" xmlns:am3d="http://schemas.microsoft.com/office/drawing/2017/model3d" xmlns:o="urn:schemas-microsoft-com:office:office" xmlns:oel="http://schemas.microsoft.com/office/2019/extlst" xmlns:r="http://schemas.openxmlformats.org/officeDocument/2006/relationships" xmlns:m="http://schemas.openxmlformats.org/officeDocument/2006/math" xmlns:v="urn:schemas-microsoft-com:vml" xmlns:wp14="http://schemas.microsoft.com/office/word/2010/wordprocessingDrawing" xmlns:wp="http://schemas.openxmlformats.org/drawingml/2006/wordprocessingDrawing" xmlns:w10="urn:schemas-microsoft-com:office:word" xmlns:w="http://schemas.openxmlformats.org/wordprocessingml/2006/main" xmlns:w14="http://schemas.microsoft.com/office/word/2010/wordml" xmlns:w15="http://schemas.microsoft.com/office/word/2012/wordml" xmlns:w16cex="http://schemas.microsoft.com/office/word/2018/wordml/cex" xmlns:w16cid="http://schemas.microsoft.com/office/word/2016/wordml/cid" xmlns:w16="http://schemas.microsoft.com/office/word/2018/wordml" xmlns:w16du="http://schemas.microsoft.com/office/word/2023/wordml/word16du" xmlns:w16sdtdh="http://schemas.microsoft.com/office/word/2020/wordml/sdtdatahash" xmlns:w16sdtfl="http://schemas.microsoft.com/office/word/2024/wordml/sdtformatlock" xmlns:w16se="http://schemas.microsoft.com/office/word/2015/wordml/symex" xmlns:wpg="http://schemas.microsoft.com/office/word/2010/wordprocessingGroup" xmlns:wpi="http://schemas.microsoft.com/office/word/2010/wordprocessingInk" xmlns:wne="http://schemas.microsoft.com/office/word/2006/wordml" xmlns:wps="http://schemas.microsoft.com/office/word/2010/wordprocessingShape" mc:Ignorable="w14 w15 w16se w16cid w16 w16cex w16sdtdh w16sdtfl w16du wp14">
+<w:endnotes xmlns:wpc="http://schemas.microsoft.com/office/word/2010/wordprocessingCanvas" xmlns:cx="http://schemas.microsoft.com/office/drawing/2014/chartex" xmlns:cx1="http://schemas.microsoft.com/office/drawing/2015/9/8/chartex" xmlns:cx2="http://schemas.microsoft.com/office/drawing/2015/10/21/chartex" xmlns:cx3="http://schemas.microsoft.com/office/drawing/2016/5/9/chartex" xmlns:cx4="http://schemas.microsoft.com/office/drawing/2016/5/10/chartex" xmlns:cx5="http://schemas.microsoft.com/office/drawing/2016/5/11/chartex" xmlns:cx6="http://schemas.microsoft.com/office/drawing/2016/5/12/chartex" xmlns:cx7="http://schemas.microsoft.com/office/drawing/2016/5/13/chartex" xmlns:cx8="http://schemas.microsoft.com/office/drawing/2016/5/14/chartex" xmlns:mc="http://schemas.openxmlformats.org/markup-compatibility/2006" xmlns:aink="http://schemas.microsoft.com/office/drawing/2016/ink" xmlns:am3d="http://schemas.microsoft.com/office/drawing/2017/model3d" xmlns:o="urn:schemas-microsoft-com:office:office" xmlns:r="http://schemas.openxmlformats.org/officeDocument/2006/relationships" xmlns:m="http://schemas.openxmlformats.org/officeDocument/2006/math" xmlns:v="urn:schemas-microsoft-com:vml" xmlns:wp14="http://schemas.microsoft.com/office/word/2010/wordprocessingDrawing" xmlns:wp="http://schemas.openxmlformats.org/drawingml/2006/wordprocessingDrawing" xmlns:w10="urn:schemas-microsoft-com:office:word" xmlns:w="http://schemas.openxmlformats.org/wordprocessingml/2006/main" xmlns:w14="http://schemas.microsoft.com/office/word/2010/wordml" xmlns:w15="http://schemas.microsoft.com/office/word/2012/wordml" xmlns:w16cex="http://schemas.microsoft.com/office/word/2018/wordml/cex" xmlns:w16cid="http://schemas.microsoft.com/office/word/2016/wordml/cid" xmlns:w16="http://schemas.microsoft.com/office/word/2018/wordml" xmlns:w16sdtdh="http://schemas.microsoft.com/office/word/2020/wordml/sdtdatahash" xmlns:w16se="http://schemas.microsoft.com/office/word/2015/wordml/symex" xmlns:wpg="http://schemas.microsoft.com/office/word/2010/wordprocessingGroup" xmlns:wpi="http://schemas.microsoft.com/office/word/2010/wordprocessingInk" xmlns:wne="http://schemas.microsoft.com/office/word/2006/wordml" xmlns:wps="http://schemas.microsoft.com/office/word/2010/wordprocessingShape" mc:Ignorable="w14 w15 w16se w16cid w16 w16cex w16sdtdh wp14">
   <w:endnote w:type="separator" w:id="-1">
     <w:p>
       <w:pPr>
@@ -3050,7 +2928,7 @@
 </file>
 
 <file path=word/footer1.xml><?xml version="1.0" encoding="utf-8"?>
-<w:ftr xmlns:wpc="http://schemas.microsoft.com/office/word/2010/wordprocessingCanvas" xmlns:cx="http://schemas.microsoft.com/office/drawing/2014/chartex" xmlns:cx1="http://schemas.microsoft.com/office/drawing/2015/9/8/chartex" xmlns:cx2="http://schemas.microsoft.com/office/drawing/2015/10/21/chartex" xmlns:cx3="http://schemas.microsoft.com/office/drawing/2016/5/9/chartex" xmlns:cx4="http://schemas.microsoft.com/office/drawing/2016/5/10/chartex" xmlns:cx5="http://schemas.microsoft.com/office/drawing/2016/5/11/chartex" xmlns:cx6="http://schemas.microsoft.com/office/drawing/2016/5/12/chartex" xmlns:cx7="http://schemas.microsoft.com/office/drawing/2016/5/13/chartex" xmlns:cx8="http://schemas.microsoft.com/office/drawing/2016/5/14/chartex" xmlns:mc="http://schemas.openxmlformats.org/markup-compatibility/2006" xmlns:aink="http://schemas.microsoft.com/office/drawing/2016/ink" xmlns:am3d="http://schemas.microsoft.com/office/drawing/2017/model3d" xmlns:o="urn:schemas-microsoft-com:office:office" xmlns:oel="http://schemas.microsoft.com/office/2019/extlst" xmlns:r="http://schemas.openxmlformats.org/officeDocument/2006/relationships" xmlns:m="http://schemas.openxmlformats.org/officeDocument/2006/math" xmlns:v="urn:schemas-microsoft-com:vml" xmlns:wp14="http://schemas.microsoft.com/office/word/2010/wordprocessingDrawing" xmlns:wp="http://schemas.openxmlformats.org/drawingml/2006/wordprocessingDrawing" xmlns:w10="urn:schemas-microsoft-com:office:word" xmlns:w="http://schemas.openxmlformats.org/wordprocessingml/2006/main" xmlns:w14="http://schemas.microsoft.com/office/word/2010/wordml" xmlns:w15="http://schemas.microsoft.com/office/word/2012/wordml" xmlns:w16cex="http://schemas.microsoft.com/office/word/2018/wordml/cex" xmlns:w16cid="http://schemas.microsoft.com/office/word/2016/wordml/cid" xmlns:w16="http://schemas.microsoft.com/office/word/2018/wordml" xmlns:w16du="http://schemas.microsoft.com/office/word/2023/wordml/word16du" xmlns:w16sdtdh="http://schemas.microsoft.com/office/word/2020/wordml/sdtdatahash" xmlns:w16sdtfl="http://schemas.microsoft.com/office/word/2024/wordml/sdtformatlock" xmlns:w16se="http://schemas.microsoft.com/office/word/2015/wordml/symex" xmlns:wpg="http://schemas.microsoft.com/office/word/2010/wordprocessingGroup" xmlns:wpi="http://schemas.microsoft.com/office/word/2010/wordprocessingInk" xmlns:wne="http://schemas.microsoft.com/office/word/2006/wordml" xmlns:wps="http://schemas.microsoft.com/office/word/2010/wordprocessingShape" mc:Ignorable="w14 w15 w16se w16cid w16 w16cex w16sdtdh w16sdtfl w16du wp14">
+<w:ftr xmlns:wpc="http://schemas.microsoft.com/office/word/2010/wordprocessingCanvas" xmlns:cx="http://schemas.microsoft.com/office/drawing/2014/chartex" xmlns:cx1="http://schemas.microsoft.com/office/drawing/2015/9/8/chartex" xmlns:cx2="http://schemas.microsoft.com/office/drawing/2015/10/21/chartex" xmlns:cx3="http://schemas.microsoft.com/office/drawing/2016/5/9/chartex" xmlns:cx4="http://schemas.microsoft.com/office/drawing/2016/5/10/chartex" xmlns:cx5="http://schemas.microsoft.com/office/drawing/2016/5/11/chartex" xmlns:cx6="http://schemas.microsoft.com/office/drawing/2016/5/12/chartex" xmlns:cx7="http://schemas.microsoft.com/office/drawing/2016/5/13/chartex" xmlns:cx8="http://schemas.microsoft.com/office/drawing/2016/5/14/chartex" xmlns:mc="http://schemas.openxmlformats.org/markup-compatibility/2006" xmlns:aink="http://schemas.microsoft.com/office/drawing/2016/ink" xmlns:am3d="http://schemas.microsoft.com/office/drawing/2017/model3d" xmlns:o="urn:schemas-microsoft-com:office:office" xmlns:r="http://schemas.openxmlformats.org/officeDocument/2006/relationships" xmlns:m="http://schemas.openxmlformats.org/officeDocument/2006/math" xmlns:v="urn:schemas-microsoft-com:vml" xmlns:wp14="http://schemas.microsoft.com/office/word/2010/wordprocessingDrawing" xmlns:wp="http://schemas.openxmlformats.org/drawingml/2006/wordprocessingDrawing" xmlns:w10="urn:schemas-microsoft-com:office:word" xmlns:w="http://schemas.openxmlformats.org/wordprocessingml/2006/main" xmlns:w14="http://schemas.microsoft.com/office/word/2010/wordml" xmlns:w15="http://schemas.microsoft.com/office/word/2012/wordml" xmlns:w16cex="http://schemas.microsoft.com/office/word/2018/wordml/cex" xmlns:w16cid="http://schemas.microsoft.com/office/word/2016/wordml/cid" xmlns:w16="http://schemas.microsoft.com/office/word/2018/wordml" xmlns:w16sdtdh="http://schemas.microsoft.com/office/word/2020/wordml/sdtdatahash" xmlns:w16se="http://schemas.microsoft.com/office/word/2015/wordml/symex" xmlns:wpg="http://schemas.microsoft.com/office/word/2010/wordprocessingGroup" xmlns:wpi="http://schemas.microsoft.com/office/word/2010/wordprocessingInk" xmlns:wne="http://schemas.microsoft.com/office/word/2006/wordml" xmlns:wps="http://schemas.microsoft.com/office/word/2010/wordprocessingShape" mc:Ignorable="w14 w15 w16se w16cid w16 w16cex w16sdtdh wp14">
   <w:sdt>
     <w:sdtPr>
       <w:id w:val="977274277"/>
@@ -3093,7 +2971,7 @@
 </file>
 
 <file path=word/footnotes.xml><?xml version="1.0" encoding="utf-8"?>
-<w:footnotes xmlns:wpc="http://schemas.microsoft.com/office/word/2010/wordprocessingCanvas" xmlns:cx="http://schemas.microsoft.com/office/drawing/2014/chartex" xmlns:cx1="http://schemas.microsoft.com/office/drawing/2015/9/8/chartex" xmlns:cx2="http://schemas.microsoft.com/office/drawing/2015/10/21/chartex" xmlns:cx3="http://schemas.microsoft.com/office/drawing/2016/5/9/chartex" xmlns:cx4="http://schemas.microsoft.com/office/drawing/2016/5/10/chartex" xmlns:cx5="http://schemas.microsoft.com/office/drawing/2016/5/11/chartex" xmlns:cx6="http://schemas.microsoft.com/office/drawing/2016/5/12/chartex" xmlns:cx7="http://schemas.microsoft.com/office/drawing/2016/5/13/chartex" xmlns:cx8="http://schemas.microsoft.com/office/drawing/2016/5/14/chartex" xmlns:mc="http://schemas.openxmlformats.org/markup-compatibility/2006" xmlns:aink="http://schemas.microsoft.com/office/drawing/2016/ink" xmlns:am3d="http://schemas.microsoft.com/office/drawing/2017/model3d" xmlns:o="urn:schemas-microsoft-com:office:office" xmlns:oel="http://schemas.microsoft.com/office/2019/extlst" xmlns:r="http://schemas.openxmlformats.org/officeDocument/2006/relationships" xmlns:m="http://schemas.openxmlformats.org/officeDocument/2006/math" xmlns:v="urn:schemas-microsoft-com:vml" xmlns:wp14="http://schemas.microsoft.com/office/word/2010/wordprocessingDrawing" xmlns:wp="http://schemas.openxmlformats.org/drawingml/2006/wordprocessingDrawing" xmlns:w10="urn:schemas-microsoft-com:office:word" xmlns:w="http://schemas.openxmlformats.org/wordprocessingml/2006/main" xmlns:w14="http://schemas.microsoft.com/office/word/2010/wordml" xmlns:w15="http://schemas.microsoft.com/office/word/2012/wordml" xmlns:w16cex="http://schemas.microsoft.com/office/word/2018/wordml/cex" xmlns:w16cid="http://schemas.microsoft.com/office/word/2016/wordml/cid" xmlns:w16="http://schemas.microsoft.com/office/word/2018/wordml" xmlns:w16du="http://schemas.microsoft.com/office/word/2023/wordml/word16du" xmlns:w16sdtdh="http://schemas.microsoft.com/office/word/2020/wordml/sdtdatahash" xmlns:w16sdtfl="http://schemas.microsoft.com/office/word/2024/wordml/sdtformatlock" xmlns:w16se="http://schemas.microsoft.com/office/word/2015/wordml/symex" xmlns:wpg="http://schemas.microsoft.com/office/word/2010/wordprocessingGroup" xmlns:wpi="http://schemas.microsoft.com/office/word/2010/wordprocessingInk" xmlns:wne="http://schemas.microsoft.com/office/word/2006/wordml" xmlns:wps="http://schemas.microsoft.com/office/word/2010/wordprocessingShape" mc:Ignorable="w14 w15 w16se w16cid w16 w16cex w16sdtdh w16sdtfl w16du wp14">
+<w:footnotes xmlns:wpc="http://schemas.microsoft.com/office/word/2010/wordprocessingCanvas" xmlns:cx="http://schemas.microsoft.com/office/drawing/2014/chartex" xmlns:cx1="http://schemas.microsoft.com/office/drawing/2015/9/8/chartex" xmlns:cx2="http://schemas.microsoft.com/office/drawing/2015/10/21/chartex" xmlns:cx3="http://schemas.microsoft.com/office/drawing/2016/5/9/chartex" xmlns:cx4="http://schemas.microsoft.com/office/drawing/2016/5/10/chartex" xmlns:cx5="http://schemas.microsoft.com/office/drawing/2016/5/11/chartex" xmlns:cx6="http://schemas.microsoft.com/office/drawing/2016/5/12/chartex" xmlns:cx7="http://schemas.microsoft.com/office/drawing/2016/5/13/chartex" xmlns:cx8="http://schemas.microsoft.com/office/drawing/2016/5/14/chartex" xmlns:mc="http://schemas.openxmlformats.org/markup-compatibility/2006" xmlns:aink="http://schemas.microsoft.com/office/drawing/2016/ink" xmlns:am3d="http://schemas.microsoft.com/office/drawing/2017/model3d" xmlns:o="urn:schemas-microsoft-com:office:office" xmlns:r="http://schemas.openxmlformats.org/officeDocument/2006/relationships" xmlns:m="http://schemas.openxmlformats.org/officeDocument/2006/math" xmlns:v="urn:schemas-microsoft-com:vml" xmlns:wp14="http://schemas.microsoft.com/office/word/2010/wordprocessingDrawing" xmlns:wp="http://schemas.openxmlformats.org/drawingml/2006/wordprocessingDrawing" xmlns:w10="urn:schemas-microsoft-com:office:word" xmlns:w="http://schemas.openxmlformats.org/wordprocessingml/2006/main" xmlns:w14="http://schemas.microsoft.com/office/word/2010/wordml" xmlns:w15="http://schemas.microsoft.com/office/word/2012/wordml" xmlns:w16cex="http://schemas.microsoft.com/office/word/2018/wordml/cex" xmlns:w16cid="http://schemas.microsoft.com/office/word/2016/wordml/cid" xmlns:w16="http://schemas.microsoft.com/office/word/2018/wordml" xmlns:w16sdtdh="http://schemas.microsoft.com/office/word/2020/wordml/sdtdatahash" xmlns:w16se="http://schemas.microsoft.com/office/word/2015/wordml/symex" xmlns:wpg="http://schemas.microsoft.com/office/word/2010/wordprocessingGroup" xmlns:wpi="http://schemas.microsoft.com/office/word/2010/wordprocessingInk" xmlns:wne="http://schemas.microsoft.com/office/word/2006/wordml" xmlns:wps="http://schemas.microsoft.com/office/word/2010/wordprocessingShape" mc:Ignorable="w14 w15 w16se w16cid w16 w16cex w16sdtdh wp14">
   <w:footnote w:type="separator" w:id="-1">
     <w:p>
       <w:pPr>
@@ -3118,7 +2996,7 @@
 </file>
 
 <file path=word/header1.xml><?xml version="1.0" encoding="utf-8"?>
-<w:hdr xmlns:wpc="http://schemas.microsoft.com/office/word/2010/wordprocessingCanvas" xmlns:cx="http://schemas.microsoft.com/office/drawing/2014/chartex" xmlns:cx1="http://schemas.microsoft.com/office/drawing/2015/9/8/chartex" xmlns:cx2="http://schemas.microsoft.com/office/drawing/2015/10/21/chartex" xmlns:cx3="http://schemas.microsoft.com/office/drawing/2016/5/9/chartex" xmlns:cx4="http://schemas.microsoft.com/office/drawing/2016/5/10/chartex" xmlns:cx5="http://schemas.microsoft.com/office/drawing/2016/5/11/chartex" xmlns:cx6="http://schemas.microsoft.com/office/drawing/2016/5/12/chartex" xmlns:cx7="http://schemas.microsoft.com/office/drawing/2016/5/13/chartex" xmlns:cx8="http://schemas.microsoft.com/office/drawing/2016/5/14/chartex" xmlns:mc="http://schemas.openxmlformats.org/markup-compatibility/2006" xmlns:aink="http://schemas.microsoft.com/office/drawing/2016/ink" xmlns:am3d="http://schemas.microsoft.com/office/drawing/2017/model3d" xmlns:o="urn:schemas-microsoft-com:office:office" xmlns:oel="http://schemas.microsoft.com/office/2019/extlst" xmlns:r="http://schemas.openxmlformats.org/officeDocument/2006/relationships" xmlns:m="http://schemas.openxmlformats.org/officeDocument/2006/math" xmlns:v="urn:schemas-microsoft-com:vml" xmlns:wp14="http://schemas.microsoft.com/office/word/2010/wordprocessingDrawing" xmlns:wp="http://schemas.openxmlformats.org/drawingml/2006/wordprocessingDrawing" xmlns:w10="urn:schemas-microsoft-com:office:word" xmlns:w="http://schemas.openxmlformats.org/wordprocessingml/2006/main" xmlns:w14="http://schemas.microsoft.com/office/word/2010/wordml" xmlns:w15="http://schemas.microsoft.com/office/word/2012/wordml" xmlns:w16cex="http://schemas.microsoft.com/office/word/2018/wordml/cex" xmlns:w16cid="http://schemas.microsoft.com/office/word/2016/wordml/cid" xmlns:w16="http://schemas.microsoft.com/office/word/2018/wordml" xmlns:w16du="http://schemas.microsoft.com/office/word/2023/wordml/word16du" xmlns:w16sdtdh="http://schemas.microsoft.com/office/word/2020/wordml/sdtdatahash" xmlns:w16sdtfl="http://schemas.microsoft.com/office/word/2024/wordml/sdtformatlock" xmlns:w16se="http://schemas.microsoft.com/office/word/2015/wordml/symex" xmlns:wpg="http://schemas.microsoft.com/office/word/2010/wordprocessingGroup" xmlns:wpi="http://schemas.microsoft.com/office/word/2010/wordprocessingInk" xmlns:wne="http://schemas.microsoft.com/office/word/2006/wordml" xmlns:wps="http://schemas.microsoft.com/office/word/2010/wordprocessingShape" mc:Ignorable="w14 w15 w16se w16cid w16 w16cex w16sdtdh w16sdtfl w16du wp14">
+<w:hdr xmlns:wpc="http://schemas.microsoft.com/office/word/2010/wordprocessingCanvas" xmlns:cx="http://schemas.microsoft.com/office/drawing/2014/chartex" xmlns:cx1="http://schemas.microsoft.com/office/drawing/2015/9/8/chartex" xmlns:cx2="http://schemas.microsoft.com/office/drawing/2015/10/21/chartex" xmlns:cx3="http://schemas.microsoft.com/office/drawing/2016/5/9/chartex" xmlns:cx4="http://schemas.microsoft.com/office/drawing/2016/5/10/chartex" xmlns:cx5="http://schemas.microsoft.com/office/drawing/2016/5/11/chartex" xmlns:cx6="http://schemas.microsoft.com/office/drawing/2016/5/12/chartex" xmlns:cx7="http://schemas.microsoft.com/office/drawing/2016/5/13/chartex" xmlns:cx8="http://schemas.microsoft.com/office/drawing/2016/5/14/chartex" xmlns:mc="http://schemas.openxmlformats.org/markup-compatibility/2006" xmlns:aink="http://schemas.microsoft.com/office/drawing/2016/ink" xmlns:am3d="http://schemas.microsoft.com/office/drawing/2017/model3d" xmlns:o="urn:schemas-microsoft-com:office:office" xmlns:r="http://schemas.openxmlformats.org/officeDocument/2006/relationships" xmlns:m="http://schemas.openxmlformats.org/officeDocument/2006/math" xmlns:v="urn:schemas-microsoft-com:vml" xmlns:wp14="http://schemas.microsoft.com/office/word/2010/wordprocessingDrawing" xmlns:wp="http://schemas.openxmlformats.org/drawingml/2006/wordprocessingDrawing" xmlns:w10="urn:schemas-microsoft-com:office:word" xmlns:w="http://schemas.openxmlformats.org/wordprocessingml/2006/main" xmlns:w14="http://schemas.microsoft.com/office/word/2010/wordml" xmlns:w15="http://schemas.microsoft.com/office/word/2012/wordml" xmlns:w16cex="http://schemas.microsoft.com/office/word/2018/wordml/cex" xmlns:w16cid="http://schemas.microsoft.com/office/word/2016/wordml/cid" xmlns:w16="http://schemas.microsoft.com/office/word/2018/wordml" xmlns:w16sdtdh="http://schemas.microsoft.com/office/word/2020/wordml/sdtdatahash" xmlns:w16se="http://schemas.microsoft.com/office/word/2015/wordml/symex" xmlns:wpg="http://schemas.microsoft.com/office/word/2010/wordprocessingGroup" xmlns:wpi="http://schemas.microsoft.com/office/word/2010/wordprocessingInk" xmlns:wne="http://schemas.microsoft.com/office/word/2006/wordml" xmlns:wps="http://schemas.microsoft.com/office/word/2010/wordprocessingShape" mc:Ignorable="w14 w15 w16se w16cid w16 w16cex w16sdtdh wp14">
   <w:p>
     <w:pPr>
       <w:pStyle w:val="Cabealho"/>
@@ -3136,7 +3014,7 @@
 </file>
 
 <file path=word/numbering.xml><?xml version="1.0" encoding="utf-8"?>
-<w:numbering xmlns:wpc="http://schemas.microsoft.com/office/word/2010/wordprocessingCanvas" xmlns:cx="http://schemas.microsoft.com/office/drawing/2014/chartex" xmlns:cx1="http://schemas.microsoft.com/office/drawing/2015/9/8/chartex" xmlns:cx2="http://schemas.microsoft.com/office/drawing/2015/10/21/chartex" xmlns:cx3="http://schemas.microsoft.com/office/drawing/2016/5/9/chartex" xmlns:cx4="http://schemas.microsoft.com/office/drawing/2016/5/10/chartex" xmlns:cx5="http://schemas.microsoft.com/office/drawing/2016/5/11/chartex" xmlns:cx6="http://schemas.microsoft.com/office/drawing/2016/5/12/chartex" xmlns:cx7="http://schemas.microsoft.com/office/drawing/2016/5/13/chartex" xmlns:cx8="http://schemas.microsoft.com/office/drawing/2016/5/14/chartex" xmlns:mc="http://schemas.openxmlformats.org/markup-compatibility/2006" xmlns:aink="http://schemas.microsoft.com/office/drawing/2016/ink" xmlns:am3d="http://schemas.microsoft.com/office/drawing/2017/model3d" xmlns:o="urn:schemas-microsoft-com:office:office" xmlns:oel="http://schemas.microsoft.com/office/2019/extlst" xmlns:r="http://schemas.openxmlformats.org/officeDocument/2006/relationships" xmlns:m="http://schemas.openxmlformats.org/officeDocument/2006/math" xmlns:v="urn:schemas-microsoft-com:vml" xmlns:wp14="http://schemas.microsoft.com/office/word/2010/wordprocessingDrawing" xmlns:wp="http://schemas.openxmlformats.org/drawingml/2006/wordprocessingDrawing" xmlns:w10="urn:schemas-microsoft-com:office:word" xmlns:w="http://schemas.openxmlformats.org/wordprocessingml/2006/main" xmlns:w14="http://schemas.microsoft.com/office/word/2010/wordml" xmlns:w15="http://schemas.microsoft.com/office/word/2012/wordml" xmlns:w16cex="http://schemas.microsoft.com/office/word/2018/wordml/cex" xmlns:w16cid="http://schemas.microsoft.com/office/word/2016/wordml/cid" xmlns:w16="http://schemas.microsoft.com/office/word/2018/wordml" xmlns:w16du="http://schemas.microsoft.com/office/word/2023/wordml/word16du" xmlns:w16sdtdh="http://schemas.microsoft.com/office/word/2020/wordml/sdtdatahash" xmlns:w16sdtfl="http://schemas.microsoft.com/office/word/2024/wordml/sdtformatlock" xmlns:w16se="http://schemas.microsoft.com/office/word/2015/wordml/symex" xmlns:wpg="http://schemas.microsoft.com/office/word/2010/wordprocessingGroup" xmlns:wpi="http://schemas.microsoft.com/office/word/2010/wordprocessingInk" xmlns:wne="http://schemas.microsoft.com/office/word/2006/wordml" xmlns:wps="http://schemas.microsoft.com/office/word/2010/wordprocessingShape" mc:Ignorable="w14 w15 w16se w16cid w16 w16cex w16sdtdh w16sdtfl w16du wp14">
+<w:numbering xmlns:wpc="http://schemas.microsoft.com/office/word/2010/wordprocessingCanvas" xmlns:cx="http://schemas.microsoft.com/office/drawing/2014/chartex" xmlns:cx1="http://schemas.microsoft.com/office/drawing/2015/9/8/chartex" xmlns:cx2="http://schemas.microsoft.com/office/drawing/2015/10/21/chartex" xmlns:cx3="http://schemas.microsoft.com/office/drawing/2016/5/9/chartex" xmlns:cx4="http://schemas.microsoft.com/office/drawing/2016/5/10/chartex" xmlns:cx5="http://schemas.microsoft.com/office/drawing/2016/5/11/chartex" xmlns:cx6="http://schemas.microsoft.com/office/drawing/2016/5/12/chartex" xmlns:cx7="http://schemas.microsoft.com/office/drawing/2016/5/13/chartex" xmlns:cx8="http://schemas.microsoft.com/office/drawing/2016/5/14/chartex" xmlns:mc="http://schemas.openxmlformats.org/markup-compatibility/2006" xmlns:aink="http://schemas.microsoft.com/office/drawing/2016/ink" xmlns:am3d="http://schemas.microsoft.com/office/drawing/2017/model3d" xmlns:o="urn:schemas-microsoft-com:office:office" xmlns:r="http://schemas.openxmlformats.org/officeDocument/2006/relationships" xmlns:m="http://schemas.openxmlformats.org/officeDocument/2006/math" xmlns:v="urn:schemas-microsoft-com:vml" xmlns:wp14="http://schemas.microsoft.com/office/word/2010/wordprocessingDrawing" xmlns:wp="http://schemas.openxmlformats.org/drawingml/2006/wordprocessingDrawing" xmlns:w10="urn:schemas-microsoft-com:office:word" xmlns:w="http://schemas.openxmlformats.org/wordprocessingml/2006/main" xmlns:w14="http://schemas.microsoft.com/office/word/2010/wordml" xmlns:w15="http://schemas.microsoft.com/office/word/2012/wordml" xmlns:w16cex="http://schemas.microsoft.com/office/word/2018/wordml/cex" xmlns:w16cid="http://schemas.microsoft.com/office/word/2016/wordml/cid" xmlns:w16="http://schemas.microsoft.com/office/word/2018/wordml" xmlns:w16sdtdh="http://schemas.microsoft.com/office/word/2020/wordml/sdtdatahash" xmlns:w16se="http://schemas.microsoft.com/office/word/2015/wordml/symex" xmlns:wpg="http://schemas.microsoft.com/office/word/2010/wordprocessingGroup" xmlns:wpi="http://schemas.microsoft.com/office/word/2010/wordprocessingInk" xmlns:wne="http://schemas.microsoft.com/office/word/2006/wordml" xmlns:wps="http://schemas.microsoft.com/office/word/2010/wordprocessingShape" mc:Ignorable="w14 w15 w16se w16cid w16 w16cex w16sdtdh wp14">
   <w:abstractNum w:abstractNumId="0" w15:restartNumberingAfterBreak="0">
     <w:nsid w:val="00C12192"/>
     <w:multiLevelType w:val="multilevel"/>
@@ -6104,54 +5982,44 @@
     <w:tmpl w:val="0416001D"/>
     <w:numStyleLink w:val="Estilo4"/>
   </w:abstractNum>
-  <w:num w:numId="1" w16cid:durableId="65618779">
+  <w:num w:numId="1">
     <w:abstractNumId w:val="27"/>
   </w:num>
-  <w:num w:numId="2" w16cid:durableId="858355955">
+  <w:num w:numId="2">
     <w:abstractNumId w:val="18"/>
   </w:num>
-  <w:num w:numId="3" w16cid:durableId="1195534314">
+  <w:num w:numId="3">
     <w:abstractNumId w:val="19"/>
   </w:num>
-  <w:num w:numId="4" w16cid:durableId="2145734811">
+  <w:num w:numId="4">
     <w:abstractNumId w:val="8"/>
   </w:num>
-  <w:num w:numId="5" w16cid:durableId="690305940">
+  <w:num w:numId="5">
     <w:abstractNumId w:val="26"/>
   </w:num>
-  <w:num w:numId="6" w16cid:durableId="877819590">
+  <w:num w:numId="6">
     <w:abstractNumId w:val="25"/>
   </w:num>
-  <w:num w:numId="7" w16cid:durableId="338311678">
+  <w:num w:numId="7">
     <w:abstractNumId w:val="1"/>
   </w:num>
-  <w:num w:numId="8" w16cid:durableId="1813448828">
+  <w:num w:numId="8">
     <w:abstractNumId w:val="10"/>
-    <w:lvlOverride w:ilvl="1">
-      <w:lvl w:ilvl="1">
-        <w:start w:val="1"/>
-        <w:numFmt w:val="decimal"/>
-        <w:lvlText w:val="%1.%2."/>
-        <w:lvlJc w:val="left"/>
-        <w:pPr>
-          <w:ind w:left="792" w:hanging="432"/>
-        </w:pPr>
-      </w:lvl>
-    </w:lvlOverride>
+    <w:lvlOverride w:ilvl="0"/>
   </w:num>
-  <w:num w:numId="9" w16cid:durableId="785393212">
+  <w:num w:numId="9">
     <w:abstractNumId w:val="20"/>
   </w:num>
-  <w:num w:numId="10" w16cid:durableId="171843431">
+  <w:num w:numId="10">
     <w:abstractNumId w:val="24"/>
   </w:num>
-  <w:num w:numId="11" w16cid:durableId="1905724816">
+  <w:num w:numId="11">
     <w:abstractNumId w:val="29"/>
   </w:num>
-  <w:num w:numId="12" w16cid:durableId="1437752364">
+  <w:num w:numId="12">
     <w:abstractNumId w:val="23"/>
   </w:num>
-  <w:num w:numId="13" w16cid:durableId="380055242">
+  <w:num w:numId="13">
     <w:abstractNumId w:val="8"/>
     <w:lvlOverride w:ilvl="0">
       <w:lvl w:ilvl="0">
@@ -6253,19 +6121,19 @@
       </w:lvl>
     </w:lvlOverride>
   </w:num>
-  <w:num w:numId="14" w16cid:durableId="2079547382">
+  <w:num w:numId="14">
     <w:abstractNumId w:val="28"/>
   </w:num>
-  <w:num w:numId="15" w16cid:durableId="657149101">
+  <w:num w:numId="15">
     <w:abstractNumId w:val="13"/>
   </w:num>
-  <w:num w:numId="16" w16cid:durableId="969481058">
+  <w:num w:numId="16">
     <w:abstractNumId w:val="11"/>
   </w:num>
-  <w:num w:numId="17" w16cid:durableId="2072658077">
+  <w:num w:numId="17">
     <w:abstractNumId w:val="4"/>
   </w:num>
-  <w:num w:numId="18" w16cid:durableId="1726224540">
+  <w:num w:numId="18">
     <w:abstractNumId w:val="8"/>
     <w:lvlOverride w:ilvl="0">
       <w:lvl w:ilvl="0">
@@ -6394,7 +6262,7 @@
       </w:lvl>
     </w:lvlOverride>
   </w:num>
-  <w:num w:numId="19" w16cid:durableId="1113095615">
+  <w:num w:numId="19">
     <w:abstractNumId w:val="8"/>
     <w:lvlOverride w:ilvl="0">
       <w:lvl w:ilvl="0">
@@ -6523,53 +6391,53 @@
       </w:lvl>
     </w:lvlOverride>
   </w:num>
-  <w:num w:numId="20" w16cid:durableId="1300304940">
+  <w:num w:numId="20">
     <w:abstractNumId w:val="17"/>
   </w:num>
-  <w:num w:numId="21" w16cid:durableId="2045904428">
+  <w:num w:numId="21">
     <w:abstractNumId w:val="3"/>
   </w:num>
-  <w:num w:numId="22" w16cid:durableId="638194406">
+  <w:num w:numId="22">
     <w:abstractNumId w:val="12"/>
   </w:num>
-  <w:num w:numId="23" w16cid:durableId="2076277427">
+  <w:num w:numId="23">
     <w:abstractNumId w:val="6"/>
   </w:num>
-  <w:num w:numId="24" w16cid:durableId="1110858045">
+  <w:num w:numId="24">
     <w:abstractNumId w:val="22"/>
   </w:num>
-  <w:num w:numId="25" w16cid:durableId="1762722378">
+  <w:num w:numId="25">
     <w:abstractNumId w:val="5"/>
   </w:num>
-  <w:num w:numId="26" w16cid:durableId="1169296385">
+  <w:num w:numId="26">
     <w:abstractNumId w:val="16"/>
   </w:num>
-  <w:num w:numId="27" w16cid:durableId="1907184048">
+  <w:num w:numId="27">
     <w:abstractNumId w:val="2"/>
   </w:num>
-  <w:num w:numId="28" w16cid:durableId="608777981">
+  <w:num w:numId="28">
     <w:abstractNumId w:val="14"/>
   </w:num>
-  <w:num w:numId="29" w16cid:durableId="66653404">
+  <w:num w:numId="29">
     <w:abstractNumId w:val="0"/>
   </w:num>
-  <w:num w:numId="30" w16cid:durableId="1342507131">
+  <w:num w:numId="30">
     <w:abstractNumId w:val="21"/>
   </w:num>
-  <w:num w:numId="31" w16cid:durableId="1601798052">
+  <w:num w:numId="31">
     <w:abstractNumId w:val="7"/>
   </w:num>
-  <w:num w:numId="32" w16cid:durableId="1906984624">
+  <w:num w:numId="32">
     <w:abstractNumId w:val="9"/>
   </w:num>
-  <w:num w:numId="33" w16cid:durableId="424039560">
+  <w:num w:numId="33">
     <w:abstractNumId w:val="15"/>
   </w:num>
 </w:numbering>
 </file>
 
 <file path=word/styles.xml><?xml version="1.0" encoding="utf-8"?>
-<w:styles xmlns:mc="http://schemas.openxmlformats.org/markup-compatibility/2006" xmlns:r="http://schemas.openxmlformats.org/officeDocument/2006/relationships" xmlns:w="http://schemas.openxmlformats.org/wordprocessingml/2006/main" xmlns:w14="http://schemas.microsoft.com/office/word/2010/wordml" xmlns:w15="http://schemas.microsoft.com/office/word/2012/wordml" xmlns:w16cex="http://schemas.microsoft.com/office/word/2018/wordml/cex" xmlns:w16cid="http://schemas.microsoft.com/office/word/2016/wordml/cid" xmlns:w16="http://schemas.microsoft.com/office/word/2018/wordml" xmlns:w16du="http://schemas.microsoft.com/office/word/2023/wordml/word16du" xmlns:w16sdtdh="http://schemas.microsoft.com/office/word/2020/wordml/sdtdatahash" xmlns:w16sdtfl="http://schemas.microsoft.com/office/word/2024/wordml/sdtformatlock" xmlns:w16se="http://schemas.microsoft.com/office/word/2015/wordml/symex" mc:Ignorable="w14 w15 w16se w16cid w16 w16cex w16sdtdh w16sdtfl w16du">
+<w:styles xmlns:mc="http://schemas.openxmlformats.org/markup-compatibility/2006" xmlns:r="http://schemas.openxmlformats.org/officeDocument/2006/relationships" xmlns:w="http://schemas.openxmlformats.org/wordprocessingml/2006/main" xmlns:w14="http://schemas.microsoft.com/office/word/2010/wordml" xmlns:w15="http://schemas.microsoft.com/office/word/2012/wordml" xmlns:w16cex="http://schemas.microsoft.com/office/word/2018/wordml/cex" xmlns:w16cid="http://schemas.microsoft.com/office/word/2016/wordml/cid" xmlns:w16="http://schemas.microsoft.com/office/word/2018/wordml" xmlns:w16sdtdh="http://schemas.microsoft.com/office/word/2020/wordml/sdtdatahash" xmlns:w16se="http://schemas.microsoft.com/office/word/2015/wordml/symex" mc:Ignorable="w14 w15 w16se w16cid w16 w16cex w16sdtdh">
   <w:docDefaults>
     <w:rPrDefault>
       <w:rPr>
@@ -7608,11 +7476,16 @@
       <w:color w:val="666666"/>
     </w:rPr>
   </w:style>
+  <w:style w:type="character" w:customStyle="1" w:styleId="vu2fzd">
+    <w:name w:val="vu2fzd"/>
+    <w:basedOn w:val="Fontepargpadro"/>
+    <w:rsid w:val="00E42084"/>
+  </w:style>
 </w:styles>
 </file>
 
 <file path=word/glossary/document.xml><?xml version="1.0" encoding="utf-8"?>
-<w:glossaryDocument xmlns:wpc="http://schemas.microsoft.com/office/word/2010/wordprocessingCanvas" xmlns:cx="http://schemas.microsoft.com/office/drawing/2014/chartex" xmlns:cx1="http://schemas.microsoft.com/office/drawing/2015/9/8/chartex" xmlns:cx2="http://schemas.microsoft.com/office/drawing/2015/10/21/chartex" xmlns:cx3="http://schemas.microsoft.com/office/drawing/2016/5/9/chartex" xmlns:cx4="http://schemas.microsoft.com/office/drawing/2016/5/10/chartex" xmlns:cx5="http://schemas.microsoft.com/office/drawing/2016/5/11/chartex" xmlns:cx6="http://schemas.microsoft.com/office/drawing/2016/5/12/chartex" xmlns:cx7="http://schemas.microsoft.com/office/drawing/2016/5/13/chartex" xmlns:cx8="http://schemas.microsoft.com/office/drawing/2016/5/14/chartex" xmlns:mc="http://schemas.openxmlformats.org/markup-compatibility/2006" xmlns:aink="http://schemas.microsoft.com/office/drawing/2016/ink" xmlns:am3d="http://schemas.microsoft.com/office/drawing/2017/model3d" xmlns:o="urn:schemas-microsoft-com:office:office" xmlns:oel="http://schemas.microsoft.com/office/2019/extlst" xmlns:r="http://schemas.openxmlformats.org/officeDocument/2006/relationships" xmlns:m="http://schemas.openxmlformats.org/officeDocument/2006/math" xmlns:v="urn:schemas-microsoft-com:vml" xmlns:wp14="http://schemas.microsoft.com/office/word/2010/wordprocessingDrawing" xmlns:wp="http://schemas.openxmlformats.org/drawingml/2006/wordprocessingDrawing" xmlns:w10="urn:schemas-microsoft-com:office:word" xmlns:w="http://schemas.openxmlformats.org/wordprocessingml/2006/main" xmlns:w14="http://schemas.microsoft.com/office/word/2010/wordml" xmlns:w15="http://schemas.microsoft.com/office/word/2012/wordml" xmlns:w16cex="http://schemas.microsoft.com/office/word/2018/wordml/cex" xmlns:w16cid="http://schemas.microsoft.com/office/word/2016/wordml/cid" xmlns:w16="http://schemas.microsoft.com/office/word/2018/wordml" xmlns:w16du="http://schemas.microsoft.com/office/word/2023/wordml/word16du" xmlns:w16sdtdh="http://schemas.microsoft.com/office/word/2020/wordml/sdtdatahash" xmlns:w16sdtfl="http://schemas.microsoft.com/office/word/2024/wordml/sdtformatlock" xmlns:w16se="http://schemas.microsoft.com/office/word/2015/wordml/symex" xmlns:wpg="http://schemas.microsoft.com/office/word/2010/wordprocessingGroup" xmlns:wpi="http://schemas.microsoft.com/office/word/2010/wordprocessingInk" xmlns:wne="http://schemas.microsoft.com/office/word/2006/wordml" xmlns:wps="http://schemas.microsoft.com/office/word/2010/wordprocessingShape" mc:Ignorable="w14 w15 w16se w16cid w16 w16cex w16sdtdh w16sdtfl w16du wp14">
+<w:glossaryDocument xmlns:wpc="http://schemas.microsoft.com/office/word/2010/wordprocessingCanvas" xmlns:cx="http://schemas.microsoft.com/office/drawing/2014/chartex" xmlns:cx1="http://schemas.microsoft.com/office/drawing/2015/9/8/chartex" xmlns:cx2="http://schemas.microsoft.com/office/drawing/2015/10/21/chartex" xmlns:cx3="http://schemas.microsoft.com/office/drawing/2016/5/9/chartex" xmlns:cx4="http://schemas.microsoft.com/office/drawing/2016/5/10/chartex" xmlns:cx5="http://schemas.microsoft.com/office/drawing/2016/5/11/chartex" xmlns:cx6="http://schemas.microsoft.com/office/drawing/2016/5/12/chartex" xmlns:cx7="http://schemas.microsoft.com/office/drawing/2016/5/13/chartex" xmlns:cx8="http://schemas.microsoft.com/office/drawing/2016/5/14/chartex" xmlns:mc="http://schemas.openxmlformats.org/markup-compatibility/2006" xmlns:aink="http://schemas.microsoft.com/office/drawing/2016/ink" xmlns:am3d="http://schemas.microsoft.com/office/drawing/2017/model3d" xmlns:o="urn:schemas-microsoft-com:office:office" xmlns:r="http://schemas.openxmlformats.org/officeDocument/2006/relationships" xmlns:m="http://schemas.openxmlformats.org/officeDocument/2006/math" xmlns:v="urn:schemas-microsoft-com:vml" xmlns:wp14="http://schemas.microsoft.com/office/word/2010/wordprocessingDrawing" xmlns:wp="http://schemas.openxmlformats.org/drawingml/2006/wordprocessingDrawing" xmlns:w10="urn:schemas-microsoft-com:office:word" xmlns:w="http://schemas.openxmlformats.org/wordprocessingml/2006/main" xmlns:w14="http://schemas.microsoft.com/office/word/2010/wordml" xmlns:w15="http://schemas.microsoft.com/office/word/2012/wordml" xmlns:w16cex="http://schemas.microsoft.com/office/word/2018/wordml/cex" xmlns:w16cid="http://schemas.microsoft.com/office/word/2016/wordml/cid" xmlns:w16="http://schemas.microsoft.com/office/word/2018/wordml" xmlns:w16sdtdh="http://schemas.microsoft.com/office/word/2020/wordml/sdtdatahash" xmlns:w16se="http://schemas.microsoft.com/office/word/2015/wordml/symex" xmlns:wpg="http://schemas.microsoft.com/office/word/2010/wordprocessingGroup" xmlns:wpi="http://schemas.microsoft.com/office/word/2010/wordprocessingInk" xmlns:wne="http://schemas.microsoft.com/office/word/2006/wordml" xmlns:wps="http://schemas.microsoft.com/office/word/2010/wordprocessingShape" mc:Ignorable="w14 w15 w16se w16cid w16 w16cex w16sdtdh wp14">
   <w:docParts>
     <w:docPart>
       <w:docPartPr>
@@ -7706,7 +7579,7 @@
 </file>
 
 <file path=word/glossary/fontTable.xml><?xml version="1.0" encoding="utf-8"?>
-<w:fonts xmlns:mc="http://schemas.openxmlformats.org/markup-compatibility/2006" xmlns:r="http://schemas.openxmlformats.org/officeDocument/2006/relationships" xmlns:w="http://schemas.openxmlformats.org/wordprocessingml/2006/main" xmlns:w14="http://schemas.microsoft.com/office/word/2010/wordml" xmlns:w15="http://schemas.microsoft.com/office/word/2012/wordml" xmlns:w16cex="http://schemas.microsoft.com/office/word/2018/wordml/cex" xmlns:w16cid="http://schemas.microsoft.com/office/word/2016/wordml/cid" xmlns:w16="http://schemas.microsoft.com/office/word/2018/wordml" xmlns:w16du="http://schemas.microsoft.com/office/word/2023/wordml/word16du" xmlns:w16sdtdh="http://schemas.microsoft.com/office/word/2020/wordml/sdtdatahash" xmlns:w16sdtfl="http://schemas.microsoft.com/office/word/2024/wordml/sdtformatlock" xmlns:w16se="http://schemas.microsoft.com/office/word/2015/wordml/symex" mc:Ignorable="w14 w15 w16se w16cid w16 w16cex w16sdtdh w16sdtfl w16du">
+<w:fonts xmlns:mc="http://schemas.openxmlformats.org/markup-compatibility/2006" xmlns:r="http://schemas.openxmlformats.org/officeDocument/2006/relationships" xmlns:w="http://schemas.openxmlformats.org/wordprocessingml/2006/main" xmlns:w14="http://schemas.microsoft.com/office/word/2010/wordml" xmlns:w15="http://schemas.microsoft.com/office/word/2012/wordml" xmlns:w16cex="http://schemas.microsoft.com/office/word/2018/wordml/cex" xmlns:w16cid="http://schemas.microsoft.com/office/word/2016/wordml/cid" xmlns:w16="http://schemas.microsoft.com/office/word/2018/wordml" xmlns:w16sdtdh="http://schemas.microsoft.com/office/word/2020/wordml/sdtdatahash" xmlns:w16se="http://schemas.microsoft.com/office/word/2015/wordml/symex" mc:Ignorable="w14 w15 w16se w16cid w16 w16cex w16sdtdh">
   <w:font w:name="Symbol">
     <w:panose1 w:val="05050102010706020507"/>
     <w:charset w:val="02"/>
@@ -7736,22 +7609,44 @@
     <w:sig w:usb0="00000000" w:usb1="10000000" w:usb2="00000000" w:usb3="00000000" w:csb0="80000000" w:csb1="00000000"/>
   </w:font>
   <w:font w:name="Aptos">
+    <w:altName w:val="Calibri"/>
     <w:charset w:val="00"/>
     <w:family w:val="swiss"/>
     <w:pitch w:val="variable"/>
     <w:sig w:usb0="20000287" w:usb1="00000003" w:usb2="00000000" w:usb3="00000000" w:csb0="0000019F" w:csb1="00000000"/>
   </w:font>
   <w:font w:name="Aptos Display">
+    <w:altName w:val="Calibri"/>
     <w:charset w:val="00"/>
     <w:family w:val="swiss"/>
     <w:pitch w:val="variable"/>
     <w:sig w:usb0="20000287" w:usb1="00000003" w:usb2="00000000" w:usb3="00000000" w:csb0="0000019F" w:csb1="00000000"/>
   </w:font>
+  <w:font w:name="Roboto">
+    <w:charset w:val="00"/>
+    <w:family w:val="auto"/>
+    <w:pitch w:val="variable"/>
+    <w:sig w:usb0="E00002FF" w:usb1="5000205B" w:usb2="00000020" w:usb3="00000000" w:csb0="0000019F" w:csb1="00000000"/>
+  </w:font>
+  <w:font w:name="Calibri">
+    <w:panose1 w:val="020F0502020204030204"/>
+    <w:charset w:val="00"/>
+    <w:family w:val="swiss"/>
+    <w:pitch w:val="variable"/>
+    <w:sig w:usb0="E4002EFF" w:usb1="C000247B" w:usb2="00000009" w:usb3="00000000" w:csb0="000001FF" w:csb1="00000000"/>
+  </w:font>
+  <w:font w:name="Calibri Light">
+    <w:panose1 w:val="020F0302020204030204"/>
+    <w:charset w:val="00"/>
+    <w:family w:val="swiss"/>
+    <w:pitch w:val="variable"/>
+    <w:sig w:usb0="E4002EFF" w:usb1="C000247B" w:usb2="00000009" w:usb3="00000000" w:csb0="000001FF" w:csb1="00000000"/>
+  </w:font>
 </w:fonts>
 </file>
 
 <file path=word/glossary/settings.xml><?xml version="1.0" encoding="utf-8"?>
-<w:settings xmlns:mc="http://schemas.openxmlformats.org/markup-compatibility/2006" xmlns:o="urn:schemas-microsoft-com:office:office" xmlns:r="http://schemas.openxmlformats.org/officeDocument/2006/relationships" xmlns:m="http://schemas.openxmlformats.org/officeDocument/2006/math" xmlns:v="urn:schemas-microsoft-com:vml" xmlns:w10="urn:schemas-microsoft-com:office:word" xmlns:w="http://schemas.openxmlformats.org/wordprocessingml/2006/main" xmlns:w14="http://schemas.microsoft.com/office/word/2010/wordml" xmlns:w15="http://schemas.microsoft.com/office/word/2012/wordml" xmlns:w16cex="http://schemas.microsoft.com/office/word/2018/wordml/cex" xmlns:w16cid="http://schemas.microsoft.com/office/word/2016/wordml/cid" xmlns:w16="http://schemas.microsoft.com/office/word/2018/wordml" xmlns:w16du="http://schemas.microsoft.com/office/word/2023/wordml/word16du" xmlns:w16sdtdh="http://schemas.microsoft.com/office/word/2020/wordml/sdtdatahash" xmlns:w16sdtfl="http://schemas.microsoft.com/office/word/2024/wordml/sdtformatlock" xmlns:w16se="http://schemas.microsoft.com/office/word/2015/wordml/symex" xmlns:sl="http://schemas.openxmlformats.org/schemaLibrary/2006/main" mc:Ignorable="w14 w15 w16se w16cid w16 w16cex w16sdtdh w16sdtfl w16du">
+<w:settings xmlns:mc="http://schemas.openxmlformats.org/markup-compatibility/2006" xmlns:o="urn:schemas-microsoft-com:office:office" xmlns:r="http://schemas.openxmlformats.org/officeDocument/2006/relationships" xmlns:m="http://schemas.openxmlformats.org/officeDocument/2006/math" xmlns:v="urn:schemas-microsoft-com:vml" xmlns:w10="urn:schemas-microsoft-com:office:word" xmlns:w="http://schemas.openxmlformats.org/wordprocessingml/2006/main" xmlns:w14="http://schemas.microsoft.com/office/word/2010/wordml" xmlns:w15="http://schemas.microsoft.com/office/word/2012/wordml" xmlns:w16cex="http://schemas.microsoft.com/office/word/2018/wordml/cex" xmlns:w16cid="http://schemas.microsoft.com/office/word/2016/wordml/cid" xmlns:w16="http://schemas.microsoft.com/office/word/2018/wordml" xmlns:w16sdtdh="http://schemas.microsoft.com/office/word/2020/wordml/sdtdatahash" xmlns:w16se="http://schemas.microsoft.com/office/word/2015/wordml/symex" xmlns:sl="http://schemas.openxmlformats.org/schemaLibrary/2006/main" mc:Ignorable="w14 w15 w16se w16cid w16 w16cex w16sdtdh">
   <w:view w:val="normal"/>
   <w:defaultTabStop w:val="708"/>
   <w:hyphenationZone w:val="425"/>
@@ -7768,6 +7663,7 @@
   <w:rsids>
     <w:rsidRoot w:val="00630448"/>
     <w:rsid w:val="00211672"/>
+    <w:rsid w:val="00223FE1"/>
     <w:rsid w:val="00241103"/>
     <w:rsid w:val="003C64BF"/>
     <w:rsid w:val="00580583"/>
@@ -7799,7 +7695,7 @@
 </file>
 
 <file path=word/glossary/styles.xml><?xml version="1.0" encoding="utf-8"?>
-<w:styles xmlns:mc="http://schemas.openxmlformats.org/markup-compatibility/2006" xmlns:r="http://schemas.openxmlformats.org/officeDocument/2006/relationships" xmlns:w="http://schemas.openxmlformats.org/wordprocessingml/2006/main" xmlns:w14="http://schemas.microsoft.com/office/word/2010/wordml" xmlns:w15="http://schemas.microsoft.com/office/word/2012/wordml" xmlns:w16cex="http://schemas.microsoft.com/office/word/2018/wordml/cex" xmlns:w16cid="http://schemas.microsoft.com/office/word/2016/wordml/cid" xmlns:w16="http://schemas.microsoft.com/office/word/2018/wordml" xmlns:w16du="http://schemas.microsoft.com/office/word/2023/wordml/word16du" xmlns:w16sdtdh="http://schemas.microsoft.com/office/word/2020/wordml/sdtdatahash" xmlns:w16sdtfl="http://schemas.microsoft.com/office/word/2024/wordml/sdtformatlock" xmlns:w16se="http://schemas.microsoft.com/office/word/2015/wordml/symex" mc:Ignorable="w14 w15 w16se w16cid w16 w16cex w16sdtdh w16sdtfl w16du">
+<w:styles xmlns:mc="http://schemas.openxmlformats.org/markup-compatibility/2006" xmlns:r="http://schemas.openxmlformats.org/officeDocument/2006/relationships" xmlns:w="http://schemas.openxmlformats.org/wordprocessingml/2006/main" xmlns:w14="http://schemas.microsoft.com/office/word/2010/wordml" xmlns:w15="http://schemas.microsoft.com/office/word/2012/wordml" xmlns:w16cex="http://schemas.microsoft.com/office/word/2018/wordml/cex" xmlns:w16cid="http://schemas.microsoft.com/office/word/2016/wordml/cid" xmlns:w16="http://schemas.microsoft.com/office/word/2018/wordml" xmlns:w16sdtdh="http://schemas.microsoft.com/office/word/2020/wordml/sdtdatahash" xmlns:w16se="http://schemas.microsoft.com/office/word/2015/wordml/symex" mc:Ignorable="w14 w15 w16se w16cid w16 w16cex w16sdtdh">
   <w:docDefaults>
     <w:rPrDefault>
       <w:rPr>
@@ -8264,7 +8160,7 @@
 </file>
 
 <file path=word/glossary/webSettings.xml><?xml version="1.0" encoding="utf-8"?>
-<w:webSettings xmlns:mc="http://schemas.openxmlformats.org/markup-compatibility/2006" xmlns:r="http://schemas.openxmlformats.org/officeDocument/2006/relationships" xmlns:w="http://schemas.openxmlformats.org/wordprocessingml/2006/main" xmlns:w14="http://schemas.microsoft.com/office/word/2010/wordml" xmlns:w15="http://schemas.microsoft.com/office/word/2012/wordml" xmlns:w16cex="http://schemas.microsoft.com/office/word/2018/wordml/cex" xmlns:w16cid="http://schemas.microsoft.com/office/word/2016/wordml/cid" xmlns:w16="http://schemas.microsoft.com/office/word/2018/wordml" xmlns:w16du="http://schemas.microsoft.com/office/word/2023/wordml/word16du" xmlns:w16sdtdh="http://schemas.microsoft.com/office/word/2020/wordml/sdtdatahash" xmlns:w16sdtfl="http://schemas.microsoft.com/office/word/2024/wordml/sdtformatlock" xmlns:w16se="http://schemas.microsoft.com/office/word/2015/wordml/symex" mc:Ignorable="w14 w15 w16se w16cid w16 w16cex w16sdtdh w16sdtfl w16du">
+<w:webSettings xmlns:mc="http://schemas.openxmlformats.org/markup-compatibility/2006" xmlns:r="http://schemas.openxmlformats.org/officeDocument/2006/relationships" xmlns:w="http://schemas.openxmlformats.org/wordprocessingml/2006/main" xmlns:w14="http://schemas.microsoft.com/office/word/2010/wordml" xmlns:w15="http://schemas.microsoft.com/office/word/2012/wordml" xmlns:w16cex="http://schemas.microsoft.com/office/word/2018/wordml/cex" xmlns:w16cid="http://schemas.microsoft.com/office/word/2016/wordml/cid" xmlns:w16="http://schemas.microsoft.com/office/word/2018/wordml" xmlns:w16sdtdh="http://schemas.microsoft.com/office/word/2020/wordml/sdtdatahash" xmlns:w16se="http://schemas.microsoft.com/office/word/2015/wordml/symex" mc:Ignorable="w14 w15 w16se w16cid w16 w16cex w16sdtdh">
   <w:optimizeForBrowser/>
   <w:allowPNG/>
 </w:webSettings>
